--- a/eng/docx/09.content.docx
+++ b/eng/docx/09.content.docx
@@ -136,13 +136,6 @@
         <w:rPr>
           <w:lang w:val="en_US" w:bidi="en_US"/>
         </w:rPr>
-      </w:r>
-      <w:r>
-        <w:rPr>
-          <w:i/>
-          <w:lang w:val="en_US" w:bidi="en_US"/>
-        </w:rPr>
-        <w:t>1 Samuel 1:1–2, 1 Samuel 1:2, 1 Samuel 1:5, 1 Samuel 1:6, 1 Samuel 1:9–10, 1 Samuel 1:11, 1 Samuel 1:12–14, 1 Samuel 1:15–16, 1 Samuel 1:17–18, 1 Samuel 1:20, 1 Samuel 1:21–23, 1 Samuel 1:24–25, 1 Samuel 1:26–28, 1 Samuel 2:1, 1 Samuel 2:3, 1 Samuel 2:5, 1 Samuel 2:6, 1 Samuel 2:7, 1 Samuel 2:8, 1 Samuel 2:9, 1 Samuel 2:10, 1 Samuel 2:11, 1 Samuel 2:12, 1 Samuel 2:13–14, 1 Samuel 2:15–16, 1 Samuel 2:17, 1 Samuel 2:18–19, 1 Samuel 2:20, 1 Samuel 2:21, 1 Samuel 2:23–24, 1 Samuel 2:25, 1 Samuel 2:26, 1 Samuel 2:27–28, 1 Samuel 2:29, 1 Samuel 2:33, 1 Samuel 2:34, 1 Samuel 2:35, 1 Samuel 2:35 (#2), 1 Samuel 3:2–4, 1 Samuel 3:5, 1 Samuel 3:7, 1 Samuel 3:8, 1 Samuel 3:9, 1 Samuel 3:11, 1 Samuel 3:13, 1 Samuel 3:14, 1 Samuel 3:15, 1 Samuel 3:17, 1 Samuel 3:20, 1 Samuel 4:1–2, 1 Samuel 4:3, 1 Samuel 4:4, 1 Samuel 4:5–6, 1 Samuel 4:7, 1 Samuel 4:8, 1 Samuel 4:10–11, 1 Samuel 4:12–13, 1 Samuel 4:14, 1 Samuel 4:16–17, 1 Samuel 4:18, 1 Samuel 4:19, 1 Samuel 4:21–22, 1 Samuel 5:1–3, 1 Samuel 5:4, 1 Samuel 5:6–7, 1 Samuel 5:8, 1 Samuel 5:9, 1 Samuel 5:10, 1 Samuel 5:11, 1 Samuel 5:12, 1 Samuel 6:1, 1 Samuel 6:2, 1 Samuel 6:3–4, 1 Samuel 6:6, 1 Samuel 6:7, 1 Samuel 6:9, 1 Samuel 6:10–12, 1 Samuel 6:13, 1 Samuel 6:14, 1 Samuel 6:15, 1 Samuel 6:16, 1 Samuel 6:17–18, 1 Samuel 6:19, 1 Samuel 6:21, 1 Samuel 7:1, 1 Samuel 7:2, 1 Samuel 7:3–4, 1 Samuel 7:5–6, 1 Samuel 7:7–8, 1 Samuel 7:9, 1 Samuel 7:10, 1 Samuel 7:12, 1 Samuel 7:14, 1 Samuel 7:15–17, 1 Samuel 8:1–3, 1 Samuel 8:4–5, 1 Samuel 8:6, 1 Samuel 8:7, 1 Samuel 8:8–9, 1 Samuel 8:10–12, 1 Samuel 8:13–15, 1 Samuel 8:16–17, 1 Samuel 8:18, 1 Samuel 8:19–20, 1 Samuel 8:21–22, 1 Samuel 9:1–2, 1 Samuel 9:3–4, 1 Samuel 9:5, 1 Samuel 9:6, 1 Samuel 9:7–8, 1 Samuel 9:9–11, 1 Samuel 9:12–13, 1 Samuel 9:15–16, 1 Samuel 9:17–19, 1 Samuel 9:20–21, 1 Samuel 9:23–24, 1 Samuel 9:25–26, 1 Samuel 9:27, 1 Samuel 10:1, 1 Samuel 10:2, 1 Samuel 10:3–4, 1 Samuel 10:5–6, 1 Samuel 10:7–8, 1 Samuel 10:9, 1 Samuel 10:11–13, 1 Samuel 10:14, 1 Samuel 10:15–16, 1 Samuel 10:17–19, 1 Samuel 10:20–21, 1 Samuel 10:22, 1 Samuel 10:24, 1 Samuel 10:25, 1 Samuel 10:27, 1 Samuel 11:1–2, 1 Samuel 11:3, 1 Samuel 11:4–5, 1 Samuel 11:6–8, 1 Samuel 11:9, 1 Samuel 11:10, 1 Samuel 11:11, 1 Samuel 11:12–13, 1 Samuel 11:14–15, 1 Samuel 12:4–5, 1 Samuel 12:6–7, 1 Samuel 12:8–9, 1 Samuel 12:10–11, 1 Samuel 12:12–13, 1 Samuel 12:14–15, 1 Samuel 12:16, 1 Samuel 12:17–18, 1 Samuel 12:19–20, 1 Samuel 12:22, 1 Samuel 12:23, 1 Samuel 12:24, 1 Samuel 13:2, 1 Samuel 13:3–4, 1 Samuel 13:5, 1 Samuel 13:6–7, 1 Samuel 13:8–10, 1 Samuel 13:11–12, 1 Samuel 13:13, 1 Samuel 13:13–14, 1 Samuel 13:17, 1 Samuel 13:19, 1 Samuel 13:22, 1 Samuel 14:1, 1 Samuel 14:2–3, 1 Samuel 14:6, 1 Samuel 14:7, 1 Samuel 14:8–10, 1 Samuel 14:11–12, 1 Samuel 14:13–14, 1 Samuel 14:16–17, 1 Samuel 14:18–19, 1 Samuel 14:21, 1 Samuel 14:23, 1 Samuel 14:24, 1 Samuel 14:27, 1 Samuel 14:29–30, 1 Samuel 14:33–34, 1 Samuel 14:37, 1 Samuel 14:38–39, 1 Samuel 14:42, 1 Samuel 14:45, 1 Samuel 14:47–48, 1 Samuel 15:2–3, 1 Samuel 15:6–7, 1 Samuel 15:8–9, 1 Samuel 15:10–11, 1 Samuel 15:12–13, 1 Samuel 15:14, 1 Samuel 15:15, 1 Samuel 15:17–19, 1 Samuel 15:20–21, 1 Samuel 15:22–23, 1 Samuel 15:24, 1 Samuel 15:26, 1 Samuel 15:28, 1 Samuel 15:32–33, 1 Samuel 16:1, 1 Samuel 16:2, 1 Samuel 16:3, 1 Samuel 16:4, 1 Samuel 16:6, 1 Samuel 16:7, 1 Samuel 16:10, 1 Samuel 16:11, 1 Samuel 16:13, 1 Samuel 16:14, 1 Samuel 16:16, 1 Samuel 16:19, 1 Samuel 16:21, 1 Samuel 16:23, 1 Samuel 17:2, 1 Samuel 17:5, 1 Samuel 17:6, 1 Samuel 17:8, 1 Samuel 17:9, 1 Samuel 17:11, 1 Samuel 17:13, 1 Samuel 17:16, 1 Samuel 17:20, 1 Samuel 17:23, 1 Samuel 17:25, 1 Samuel 17:26, 1 Samuel 17:28, 1 Samuel 17:32, 1 Samuel 17:35, 1 Samuel 17:36, 1 Samuel 17:39, 1 Samuel 17:42, 1 Samuel 17:45, 1 Samuel 17:46, 1 Samuel 17:48, 1 Samuel 17:51, 1 Samuel 17:53, 1 Samuel 17:57, 1 Samuel 18:1, 1 Samuel 18:4, 1 Samuel 18:5, 1 Samuel 18:8, 1 Samuel 18:11, 1 Samuel 18:14, 1 Samuel 18:17, 1 Samuel 18:20, 1 Samuel 18:22, 1 Samuel 18:23, 1 Samuel 18:25, 1 Samuel 18:27, 1 Samuel 18:30, 1 Samuel 19:2, 1 Samuel 19:4, 1 Samuel 19:6, 1 Samuel 19:8, 1 Samuel 19:11, 1 Samuel 19:12, 1 Samuel 19:15, 1 Samuel 19:16, 1 Samuel 19:18, 1 Samuel 19:20, 1 Samuel 19:21–22, 1 Samuel 19:24, 1 Samuel 20:2, 1 Samuel 20:3, 1 Samuel 20:5, 1 Samuel 20:6, 1 Samuel 20:8, 1 Samuel 20:11, 1 Samuel 20:13, 1 Samuel 20:17, 1 Samuel 20:21, 1 Samuel 20:24, 1 Samuel 20:26, 1 Samuel 20:29, 1 Samuel 20:30, 1 Samuel 20:34, 1 Samuel 20:36, 1 Samuel 20:42, 1 Samuel 21:2, 1 Samuel 21:4, 1 Samuel 21:6, 1 Samuel 21:7, 1 Samuel 21:8, 1 Samuel 21:10, 1 Samuel 21:13, 1 Samuel 21:14, 1 Samuel 22:2, 1 Samuel 22:4, 1 Samuel 22:6, 1 Samuel 22:8, 1 Samuel 22:10, 1 Samuel 22:13, 1 Samuel 22:17, 1 Samuel 22:19, 1 Samuel 22:20, 1 Samuel 22:22, 1 Samuel 23:1–2, 1 Samuel 23:3–4, 1 Samuel 23:5, 1 Samuel 23:7–8, 1 Samuel 23:9, 1 Samuel 23:10–11, 1 Samuel 23:12, 1 Samuel 23:13–14, 1 Samuel 23:15, 1 Samuel 23:18, 1 Samuel 23:25, 1 Samuel 23:26–27, 1 Samuel 23:28, 1 Samuel 24:1–2, 1 Samuel 24:4, 1 Samuel 24:5–7, 1 Samuel 24:8, 1 Samuel 24:10–11, 1 Samuel 24:16, 1 Samuel 24:17–18, 1 Samuel 24:20, 1 Samuel 24:21–22, 1 Samuel 25:3, 1 Samuel 25:3 (#2), 1 Samuel 25:4, 1 Samuel 25:7, 1 Samuel 25:8, 1 Samuel 25:9–11, 1 Samuel 25:13, 1 Samuel 25:14–15, 1 Samuel 25:17, 1 Samuel 25:18–19, 1 Samuel 25:20, 1 Samuel 25:21–22, 1 Samuel 25:23–24, 1 Samuel 25:25–26, 1 Samuel 25:27–28, 1 Samuel 25:28, 1 Samuel 25:29, 1 Samuel 25:32, 1 Samuel 25:33, 1 Samuel 25:34, 1 Samuel 25:36, 1 Samuel 25:37–38, 1 Samuel 25:39–40, 1 Samuel 25:42, 1 Samuel 25:44, 1 Samuel 26:2, 1 Samuel 26:4, 1 Samuel 26:5, 1 Samuel 26:6–7, 1 Samuel 26:9, 1 Samuel 26:10, 1 Samuel 26:11–12, 1 Samuel 26:13, 1 Samuel 26:15–16, 1 Samuel 26:17–18, 1 Samuel 26:19, 1 Samuel 26:21, 1 Samuel 26:22, 1 Samuel 26:24, 1 Samuel 27:1, 1 Samuel 27:4, 1 Samuel 27:5–6, 1 Samuel 27:8–9, 1 Samuel 27:10, 1 Samuel 27:11, 1 Samuel 27:12, 1 Samuel 28:1–2, 1 Samuel 28:3, 1 Samuel 28:4, 1 Samuel 28:5–7, 1 Samuel 28:8–9, 1 Samuel 28:10, 1 Samuel 28:11–12, 1 Samuel 28:13–14, 1 Samuel 28:15, 1 Samuel 28:16–17, 1 Samuel 28:19, 1 Samuel 28:22, 1 Samuel 28:24–25, 1 Samuel 29:3, 1 Samuel 29:4, 1 Samuel 29:6–7, 1 Samuel 29:9, 1 Samuel 29:10, 1 Samuel 30:1–2, 1 Samuel 30:3–4, 1 Samuel 30:5–6, 1 Samuel 30:8, 1 Samuel 30:8 (#2), 1 Samuel 30:10, 1 Samuel 30:12, 1 Samuel 30:13, 1 Samuel 30:15, 1 Samuel 30:16–17, 1 Samuel 30:18, 1 Samuel 30:22, 1 Samuel 30:23–24, 1 Samuel 30:26, 1 Samuel 31:1, 1 Samuel 31:2, 1 Samuel 31:3, 1 Samuel 31:4, 1 Samuel 31:4 (#2), 1 Samuel 31:5, 1 Samuel 31:7, 1 Samuel 31:9, 1 Samuel 31:11–12, 1 Samuel 31:13</w:t>
       </w:r>
       <w:r>
         <w:rPr>

--- a/eng/docx/09.content.docx
+++ b/eng/docx/09.content.docx
@@ -123,19 +123,6 @@
           <w:lang w:val="en_US" w:bidi="en_US"/>
         </w:rPr>
         <w:t>1SA</w:t>
-      </w:r>
-      <w:r>
-        <w:rPr>
-          <w:lang w:val="en_US" w:bidi="en_US"/>
-        </w:rPr>
-      </w:r>
-    </w:p>
-    <w:p>
-      <w:pPr/>
-      <w:r>
-        <w:rPr>
-          <w:lang w:val="en_US" w:bidi="en_US"/>
-        </w:rPr>
       </w:r>
       <w:r>
         <w:rPr>

--- a/eng/docx/09.content.docx
+++ b/eng/docx/09.content.docx
@@ -19,7 +19,7 @@
         <w:rPr>
           <w:lang w:val="en_US" w:bidi="en_US"/>
         </w:rPr>
-        <w:t>Resource: Translation Questions (unfoldingWord)</w:t>
+        <w:t>Resource: unfoldingWord® Translation Questions</w:t>
       </w:r>
       <w:r>
         <w:rPr>
@@ -85,7 +85,7 @@
         <w:rPr>
           <w:lang w:val="en_US" w:bidi="en_US"/>
         </w:rPr>
-        <w:t>Translation Questions (unfoldingWord)</w:t>
+        <w:t>unfoldingWord® Translation Questions</w:t>
       </w:r>
     </w:p>
     <w:p>

--- a/eng/docx/09.content.docx
+++ b/eng/docx/09.content.docx
@@ -17908,7 +17908,7 @@
           <w:b/>
           <w:lang w:val="en_US" w:bidi="en_US"/>
         </w:rPr>
-        <w:t>What was the work of Doeg the Edomite, who was there that day and saw what Ahimelech did to hel David?</w:t>
+        <w:t>What was the work of Doeg the Edomite, who was there that day and saw what Ahimelech did to help David?</w:t>
       </w:r>
     </w:p>
     <w:p>
